--- a/projects/powerscale/enhancement-3/CS 499 Enhancement 3 Narrative Manny DaSilva.docx
+++ b/projects/powerscale/enhancement-3/CS 499 Enhancement 3 Narrative Manny DaSilva.docx
@@ -6,14 +6,233 @@
       <w:pPr>
         <w:spacing w:line="480" w:lineRule="auto"/>
         <w:ind w:firstLine="720"/>
-        <w:rPr>
-          <w:rFonts w:ascii="Times New Roman" w:hAnsi="Times New Roman" w:cs="Times New Roman"/>
-        </w:rPr>
-      </w:pPr>
-      <w:r>
-        <w:rPr>
-          <w:rFonts w:ascii="Times New Roman" w:hAnsi="Times New Roman" w:cs="Times New Roman"/>
-        </w:rPr>
+        <w:jc w:val="center"/>
+        <w:rPr>
+          <w:rFonts w:ascii="Times New Roman" w:hAnsi="Times New Roman" w:cs="Times New Roman"/>
+        </w:rPr>
+      </w:pPr>
+    </w:p>
+    <w:p>
+      <w:pPr>
+        <w:spacing w:line="480" w:lineRule="auto"/>
+        <w:ind w:firstLine="720"/>
+        <w:jc w:val="center"/>
+        <w:rPr>
+          <w:rFonts w:ascii="Times New Roman" w:hAnsi="Times New Roman" w:cs="Times New Roman"/>
+        </w:rPr>
+      </w:pPr>
+    </w:p>
+    <w:p>
+      <w:pPr>
+        <w:spacing w:line="480" w:lineRule="auto"/>
+        <w:ind w:firstLine="720"/>
+        <w:jc w:val="center"/>
+        <w:rPr>
+          <w:rFonts w:ascii="Times New Roman" w:hAnsi="Times New Roman" w:cs="Times New Roman"/>
+        </w:rPr>
+      </w:pPr>
+    </w:p>
+    <w:p>
+      <w:pPr>
+        <w:spacing w:line="480" w:lineRule="auto"/>
+        <w:ind w:firstLine="720"/>
+        <w:jc w:val="center"/>
+        <w:rPr>
+          <w:rFonts w:ascii="Times New Roman" w:hAnsi="Times New Roman" w:cs="Times New Roman"/>
+        </w:rPr>
+      </w:pPr>
+    </w:p>
+    <w:p>
+      <w:pPr>
+        <w:spacing w:line="480" w:lineRule="auto"/>
+        <w:ind w:firstLine="720"/>
+        <w:jc w:val="center"/>
+        <w:rPr>
+          <w:rFonts w:ascii="Times New Roman" w:hAnsi="Times New Roman" w:cs="Times New Roman"/>
+        </w:rPr>
+      </w:pPr>
+    </w:p>
+    <w:p>
+      <w:pPr>
+        <w:spacing w:line="480" w:lineRule="auto"/>
+        <w:ind w:firstLine="720"/>
+        <w:jc w:val="center"/>
+        <w:rPr>
+          <w:rFonts w:ascii="Times New Roman" w:hAnsi="Times New Roman" w:cs="Times New Roman"/>
+        </w:rPr>
+      </w:pPr>
+    </w:p>
+    <w:p>
+      <w:pPr>
+        <w:spacing w:line="480" w:lineRule="auto"/>
+        <w:ind w:firstLine="720"/>
+        <w:jc w:val="center"/>
+        <w:rPr>
+          <w:rFonts w:ascii="Times New Roman" w:hAnsi="Times New Roman" w:cs="Times New Roman"/>
+        </w:rPr>
+      </w:pPr>
+      <w:r>
+        <w:rPr>
+          <w:rFonts w:ascii="Times New Roman" w:hAnsi="Times New Roman" w:cs="Times New Roman"/>
+        </w:rPr>
+        <w:t>Manny DaSilva</w:t>
+      </w:r>
+    </w:p>
+    <w:p>
+      <w:pPr>
+        <w:spacing w:line="480" w:lineRule="auto"/>
+        <w:ind w:firstLine="720"/>
+        <w:jc w:val="center"/>
+        <w:rPr>
+          <w:rFonts w:ascii="Times New Roman" w:hAnsi="Times New Roman" w:cs="Times New Roman"/>
+        </w:rPr>
+      </w:pPr>
+      <w:r>
+        <w:rPr>
+          <w:rFonts w:ascii="Times New Roman" w:hAnsi="Times New Roman" w:cs="Times New Roman"/>
+        </w:rPr>
+        <w:t>CS 499 Computer Science Capstone</w:t>
+      </w:r>
+    </w:p>
+    <w:p>
+      <w:pPr>
+        <w:spacing w:line="480" w:lineRule="auto"/>
+        <w:ind w:firstLine="720"/>
+        <w:jc w:val="center"/>
+        <w:rPr>
+          <w:rFonts w:ascii="Times New Roman" w:hAnsi="Times New Roman" w:cs="Times New Roman"/>
+        </w:rPr>
+      </w:pPr>
+      <w:r>
+        <w:rPr>
+          <w:rFonts w:ascii="Times New Roman" w:hAnsi="Times New Roman" w:cs="Times New Roman"/>
+        </w:rPr>
+        <w:t>Enhancement 3: Databases</w:t>
+      </w:r>
+    </w:p>
+    <w:p>
+      <w:pPr>
+        <w:spacing w:line="480" w:lineRule="auto"/>
+        <w:ind w:firstLine="720"/>
+        <w:jc w:val="center"/>
+        <w:rPr>
+          <w:rFonts w:ascii="Times New Roman" w:hAnsi="Times New Roman" w:cs="Times New Roman"/>
+        </w:rPr>
+      </w:pPr>
+      <w:proofErr w:type="spellStart"/>
+      <w:r>
+        <w:rPr>
+          <w:rFonts w:ascii="Times New Roman" w:hAnsi="Times New Roman" w:cs="Times New Roman"/>
+        </w:rPr>
+        <w:t>PowerScale</w:t>
+      </w:r>
+      <w:proofErr w:type="spellEnd"/>
+      <w:r>
+        <w:rPr>
+          <w:rFonts w:ascii="Times New Roman" w:hAnsi="Times New Roman" w:cs="Times New Roman"/>
+        </w:rPr>
+        <w:t xml:space="preserve"> Mobile Application</w:t>
+      </w:r>
+    </w:p>
+    <w:p>
+      <w:pPr>
+        <w:spacing w:line="480" w:lineRule="auto"/>
+        <w:ind w:firstLine="720"/>
+        <w:jc w:val="center"/>
+        <w:rPr>
+          <w:rFonts w:ascii="Times New Roman" w:hAnsi="Times New Roman" w:cs="Times New Roman"/>
+        </w:rPr>
+      </w:pPr>
+      <w:r>
+        <w:rPr>
+          <w:rFonts w:ascii="Times New Roman" w:hAnsi="Times New Roman" w:cs="Times New Roman"/>
+        </w:rPr>
+        <w:t>Southern New Hampshire University</w:t>
+      </w:r>
+    </w:p>
+    <w:p>
+      <w:pPr>
+        <w:spacing w:line="480" w:lineRule="auto"/>
+        <w:ind w:firstLine="720"/>
+        <w:jc w:val="center"/>
+        <w:rPr>
+          <w:rFonts w:ascii="Times New Roman" w:hAnsi="Times New Roman" w:cs="Times New Roman"/>
+        </w:rPr>
+      </w:pPr>
+      <w:r>
+        <w:rPr>
+          <w:rFonts w:ascii="Times New Roman" w:hAnsi="Times New Roman" w:cs="Times New Roman"/>
+        </w:rPr>
+        <w:t>April 2026</w:t>
+      </w:r>
+    </w:p>
+    <w:p>
+      <w:pPr>
+        <w:spacing w:line="480" w:lineRule="auto"/>
+        <w:ind w:firstLine="720"/>
+        <w:rPr>
+          <w:rFonts w:ascii="Times New Roman" w:hAnsi="Times New Roman" w:cs="Times New Roman"/>
+        </w:rPr>
+      </w:pPr>
+    </w:p>
+    <w:p>
+      <w:pPr>
+        <w:spacing w:line="480" w:lineRule="auto"/>
+        <w:ind w:firstLine="720"/>
+        <w:rPr>
+          <w:rFonts w:ascii="Times New Roman" w:hAnsi="Times New Roman" w:cs="Times New Roman"/>
+        </w:rPr>
+      </w:pPr>
+    </w:p>
+    <w:p>
+      <w:pPr>
+        <w:spacing w:line="480" w:lineRule="auto"/>
+        <w:ind w:firstLine="720"/>
+        <w:rPr>
+          <w:rFonts w:ascii="Times New Roman" w:hAnsi="Times New Roman" w:cs="Times New Roman"/>
+        </w:rPr>
+      </w:pPr>
+    </w:p>
+    <w:p>
+      <w:pPr>
+        <w:spacing w:line="480" w:lineRule="auto"/>
+        <w:ind w:firstLine="720"/>
+        <w:rPr>
+          <w:rFonts w:ascii="Times New Roman" w:hAnsi="Times New Roman" w:cs="Times New Roman"/>
+        </w:rPr>
+      </w:pPr>
+    </w:p>
+    <w:p>
+      <w:pPr>
+        <w:spacing w:line="480" w:lineRule="auto"/>
+        <w:ind w:firstLine="720"/>
+        <w:rPr>
+          <w:rFonts w:ascii="Times New Roman" w:hAnsi="Times New Roman" w:cs="Times New Roman"/>
+        </w:rPr>
+      </w:pPr>
+    </w:p>
+    <w:p>
+      <w:pPr>
+        <w:spacing w:line="480" w:lineRule="auto"/>
+        <w:ind w:firstLine="720"/>
+        <w:rPr>
+          <w:rFonts w:ascii="Times New Roman" w:hAnsi="Times New Roman" w:cs="Times New Roman"/>
+        </w:rPr>
+      </w:pPr>
+    </w:p>
+    <w:p>
+      <w:pPr>
+        <w:spacing w:line="480" w:lineRule="auto"/>
+        <w:ind w:firstLine="720"/>
+        <w:rPr>
+          <w:rFonts w:ascii="Times New Roman" w:hAnsi="Times New Roman" w:cs="Times New Roman"/>
+        </w:rPr>
+      </w:pPr>
+      <w:r>
+        <w:rPr>
+          <w:rFonts w:ascii="Times New Roman" w:hAnsi="Times New Roman" w:cs="Times New Roman"/>
+        </w:rPr>
+        <w:lastRenderedPageBreak/>
         <w:t xml:space="preserve">The artifact I chose for enhancement in Category </w:t>
       </w:r>
       <w:r>
